--- a/docgen/画面設計書.docx
+++ b/docgen/画面設計書.docx
@@ -345,6 +345,80 @@
           </w:p>
         </w:tc>
       </w:tr>
+      <w:tr>
+        <w:tc>
+          <w:tcPr>
+            <w:tcW w:type="dxa" w:w="1400"/>
+            <w:tcMar>
+              <w:top w:type="dxa" w:w="80"/>
+              <w:left w:type="dxa" w:w="100"/>
+              <w:bottom w:type="dxa" w:w="80"/>
+              <w:right w:type="dxa" w:w="100"/>
+            </w:tcMar>
+            <w:vAlign w:val="center"/>
+          </w:tcPr>
+          <w:p>
+            <w:r>
+              <w:rPr>
+                <w:b w:val="false"/>
+                <w:bCs w:val="false"/>
+                <w:color w:val="000000"/>
+                <w:sz w:val="18"/>
+                <w:szCs w:val="18"/>
+              </w:rPr>
+              <w:t xml:space="preserve">v1.1</w:t>
+            </w:r>
+          </w:p>
+        </w:tc>
+        <w:tc>
+          <w:tcPr>
+            <w:tcW w:type="dxa" w:w="2200"/>
+            <w:tcMar>
+              <w:top w:type="dxa" w:w="80"/>
+              <w:left w:type="dxa" w:w="100"/>
+              <w:bottom w:type="dxa" w:w="80"/>
+              <w:right w:type="dxa" w:w="100"/>
+            </w:tcMar>
+            <w:vAlign w:val="center"/>
+          </w:tcPr>
+          <w:p>
+            <w:r>
+              <w:rPr>
+                <w:b w:val="false"/>
+                <w:bCs w:val="false"/>
+                <w:color w:val="000000"/>
+                <w:sz w:val="18"/>
+                <w:szCs w:val="18"/>
+              </w:rPr>
+              <w:t xml:space="preserve">2026年8月</w:t>
+            </w:r>
+          </w:p>
+        </w:tc>
+        <w:tc>
+          <w:tcPr>
+            <w:tcW w:type="dxa" w:w="6800"/>
+            <w:tcMar>
+              <w:top w:type="dxa" w:w="80"/>
+              <w:left w:type="dxa" w:w="100"/>
+              <w:bottom w:type="dxa" w:w="80"/>
+              <w:right w:type="dxa" w:w="100"/>
+            </w:tcMar>
+            <w:vAlign w:val="center"/>
+          </w:tcPr>
+          <w:p>
+            <w:r>
+              <w:rPr>
+                <w:b w:val="false"/>
+                <w:bCs w:val="false"/>
+                <w:color w:val="000000"/>
+                <w:sz w:val="18"/>
+                <w:szCs w:val="18"/>
+              </w:rPr>
+              <w:t xml:space="preserve">Googleログインボタン、2段階認証設定画面(TwoFactorSetupScreen)を追加</w:t>
+            </w:r>
+          </w:p>
+        </w:tc>
+      </w:tr>
     </w:tbl>
     <w:p>
       <w:r>
@@ -526,7 +600,7 @@
           <w:sz w:val="20"/>
           <w:szCs w:val="20"/>
         </w:rPr>
-        <w:t xml:space="preserve">・ログイン: メールアドレス、パスワード</w:t>
+        <w:t xml:space="preserve">・ログイン: メールアドレス、パスワード、または「Googleでログイン」ボタン(サーバー主導のOAuthへ遷移)</w:t>
       </w:r>
     </w:p>
     <w:p>
@@ -566,6 +640,19 @@
           <w:szCs w:val="20"/>
         </w:rPr>
         <w:t xml:space="preserve">・ログイン成功後、前回開いていたチームがあれば自動的にそのチームへ遷移する</w:t>
+      </w:r>
+    </w:p>
+    <w:p>
+      <w:pPr>
+        <w:spacing w:after="60"/>
+        <w:ind w:left="300"/>
+      </w:pPr>
+      <w:r>
+        <w:rPr>
+          <w:sz w:val="20"/>
+          <w:szCs w:val="20"/>
+        </w:rPr>
+        <w:t xml:space="preserve">・2段階認証が有効なアカウントは、パスワード/Googleいずれのログイン後もコード入力画面(2fa-prompt)に遷移してから本ログインが完了する</w:t>
       </w:r>
     </w:p>
     <w:p>
@@ -581,6 +668,72 @@
           <w:sz w:val="24"/>
           <w:szCs w:val="24"/>
         </w:rPr>
+        <w:t xml:space="preserve">2段階認証コード入力</w:t>
+      </w:r>
+    </w:p>
+    <w:p>
+      <w:pPr>
+        <w:spacing w:after="120"/>
+      </w:pPr>
+      <w:r>
+        <w:rPr>
+          <w:sz w:val="20"/>
+          <w:szCs w:val="20"/>
+        </w:rPr>
+        <w:t xml:space="preserve">権限: 全員(2段階認証有効なアカウント)</w:t>
+      </w:r>
+    </w:p>
+    <w:p>
+      <w:pPr>
+        <w:spacing w:after="120"/>
+      </w:pPr>
+      <w:r>
+        <w:rPr>
+          <w:sz w:val="20"/>
+          <w:szCs w:val="20"/>
+        </w:rPr>
+        <w:t xml:space="preserve">ログイン直後に表示される、認証アプリの6桁コード入力画面。</w:t>
+      </w:r>
+    </w:p>
+    <w:p>
+      <w:pPr>
+        <w:spacing w:after="60"/>
+        <w:ind w:left="300"/>
+      </w:pPr>
+      <w:r>
+        <w:rPr>
+          <w:sz w:val="20"/>
+          <w:szCs w:val="20"/>
+        </w:rPr>
+        <w:t xml:space="preserve">・6桁コード入力欄、認証アプリが使えない場合のバックアップコード入力への切り替え</w:t>
+      </w:r>
+    </w:p>
+    <w:p>
+      <w:pPr>
+        <w:spacing w:after="60"/>
+        <w:ind w:left="300"/>
+      </w:pPr>
+      <w:r>
+        <w:rPr>
+          <w:sz w:val="20"/>
+          <w:szCs w:val="20"/>
+        </w:rPr>
+        <w:t xml:space="preserve">・照合成功でログイン完了、失敗時はエラー表示のうえ再入力を促す</w:t>
+      </w:r>
+    </w:p>
+    <w:p>
+      <w:pPr>
+        <w:pStyle w:val="Heading2"/>
+        <w:spacing w:after="150" w:before="300"/>
+      </w:pPr>
+      <w:r>
+        <w:rPr>
+          <w:b/>
+          <w:bCs/>
+          <w:color w:val="1B2333"/>
+          <w:sz w:val="24"/>
+          <w:szCs w:val="24"/>
+        </w:rPr>
         <w:t xml:space="preserve">チーム参加</w:t>
       </w:r>
     </w:p>
@@ -1580,6 +1733,98 @@
           <w:szCs w:val="20"/>
         </w:rPr>
         <w:t xml:space="preserve">・全体版はチームに参加していなくても閲覧可能(ログイン直後から)</w:t>
+      </w:r>
+    </w:p>
+    <w:p>
+      <w:pPr>
+        <w:spacing w:after="60"/>
+        <w:ind w:left="300"/>
+      </w:pPr>
+      <w:r>
+        <w:rPr>
+          <w:sz w:val="20"/>
+          <w:szCs w:val="20"/>
+        </w:rPr>
+        <w:t xml:space="preserve">・セキュリティ設定から2段階認証の設定・解除画面(TwoFactorSetupScreen・manageモード)へ遷移可能</w:t>
+      </w:r>
+    </w:p>
+    <w:p>
+      <w:pPr>
+        <w:pStyle w:val="Heading2"/>
+        <w:spacing w:after="150" w:before="300"/>
+      </w:pPr>
+      <w:r>
+        <w:rPr>
+          <w:b/>
+          <w:bCs/>
+          <w:color w:val="1B2333"/>
+          <w:sz w:val="24"/>
+          <w:szCs w:val="24"/>
+        </w:rPr>
+        <w:t xml:space="preserve">2段階認証 設定・管理</w:t>
+      </w:r>
+    </w:p>
+    <w:p>
+      <w:pPr>
+        <w:spacing w:after="120"/>
+      </w:pPr>
+      <w:r>
+        <w:rPr>
+          <w:sz w:val="20"/>
+          <w:szCs w:val="20"/>
+        </w:rPr>
+        <w:t xml:space="preserve">権限: アカウント保有者</w:t>
+      </w:r>
+    </w:p>
+    <w:p>
+      <w:pPr>
+        <w:spacing w:after="120"/>
+      </w:pPr>
+      <w:r>
+        <w:rPr>
+          <w:sz w:val="20"/>
+          <w:szCs w:val="20"/>
+        </w:rPr>
+        <w:t xml:space="preserve">TOTPの有効化・無効化を行う画面。登録直後(promptモード・スキップ可)とマイページから(manageモード)の2箇所から利用する。</w:t>
+      </w:r>
+    </w:p>
+    <w:p>
+      <w:pPr>
+        <w:spacing w:after="60"/>
+        <w:ind w:left="300"/>
+      </w:pPr>
+      <w:r>
+        <w:rPr>
+          <w:sz w:val="20"/>
+          <w:szCs w:val="20"/>
+        </w:rPr>
+        <w:t xml:space="preserve">・有効化: QRコード(認証アプリで読み取り)と手動入力用の秘密鍵を表示し、確認コード入力で有効化</w:t>
+      </w:r>
+    </w:p>
+    <w:p>
+      <w:pPr>
+        <w:spacing w:after="60"/>
+        <w:ind w:left="300"/>
+      </w:pPr>
+      <w:r>
+        <w:rPr>
+          <w:sz w:val="20"/>
+          <w:szCs w:val="20"/>
+        </w:rPr>
+        <w:t xml:space="preserve">・有効化完了時にバックアップコード8個を表示(1回限りの表示、保存を促す案内)</w:t>
+      </w:r>
+    </w:p>
+    <w:p>
+      <w:pPr>
+        <w:spacing w:after="60"/>
+        <w:ind w:left="300"/>
+      </w:pPr>
+      <w:r>
+        <w:rPr>
+          <w:sz w:val="20"/>
+          <w:szCs w:val="20"/>
+        </w:rPr>
+        <w:t xml:space="preserve">・無効化: 現在有効なTOTPコードまたはバックアップコードの入力を必須とする</w:t>
       </w:r>
     </w:p>
     <w:p>
